--- a/ky/wisdom-stories/drinking-the-sherbet-of-martyrdom.docx
+++ b/ky/wisdom-stories/drinking-the-sherbet-of-martyrdom.docx
@@ -63,7 +63,7 @@
           <w:sz w:val="22"/>
           <w:lang w:val="ky-KG"/>
         </w:rPr>
-        <w:t xml:space="preserve">Сабак: </w:t>
+        <w:t>Сабак: Ар бир сөздүн артында бир тарых, бир жан аябастык турат. Тилибиздеги сөздөр өткөнүбүздүн эсин да алып жүрөт.</w:t>
       </w:r>
       <w:r>
         <w:rPr>
@@ -72,7 +72,6 @@
           <w:sz w:val="22"/>
           <w:lang w:val="ky-KG"/>
         </w:rPr>
-        <w:t>Айрым сөздөрдө бүтүндөй бир доордун изи сакталат. Алардын төркүнүн билүү өткөндү түшүнүүгө жардам берет.</w:t>
       </w:r>
     </w:p>
     <w:p>
@@ -92,7 +91,7 @@
           <w:sz w:val="18"/>
           <w:lang w:val="ky-KG"/>
         </w:rPr>
-        <w:t>Окуя ачык интернет булактарынан алынды.</w:t>
+        <w:t>Аңгемелер ачык интернет булактарынан алынган, иллюстрациялар болсо ЖИ менен түзүлгөн.</w:t>
       </w:r>
     </w:p>
     <w:sectPr>

--- a/ky/wisdom-stories/drinking-the-sherbet-of-martyrdom.docx
+++ b/ky/wisdom-stories/drinking-the-sherbet-of-martyrdom.docx
@@ -3,97 +3,51 @@
 <w:document xmlns:wpc="http://schemas.microsoft.com/office/word/2010/wordprocessingCanvas" xmlns:cx="http://schemas.microsoft.com/office/drawing/2014/chartex" xmlns:cx1="http://schemas.microsoft.com/office/drawing/2015/9/8/chartex" xmlns:cx2="http://schemas.microsoft.com/office/drawing/2015/10/21/chartex" xmlns:cx3="http://schemas.microsoft.com/office/drawing/2016/5/9/chartex" xmlns:cx4="http://schemas.microsoft.com/office/drawing/2016/5/10/chartex" xmlns:cx5="http://schemas.microsoft.com/office/drawing/2016/5/11/chartex" xmlns:cx6="http://schemas.microsoft.com/office/drawing/2016/5/12/chartex" xmlns:cx7="http://schemas.microsoft.com/office/drawing/2016/5/13/chartex" xmlns:cx8="http://schemas.microsoft.com/office/drawing/2016/5/14/chartex" xmlns:mc="http://schemas.openxmlformats.org/markup-compatibility/2006" xmlns:aink="http://schemas.microsoft.com/office/drawing/2016/ink" xmlns:am3d="http://schemas.microsoft.com/office/drawing/2017/model3d" xmlns:o="urn:schemas-microsoft-com:office:office" xmlns:oel="http://schemas.microsoft.com/office/2019/extlst" xmlns:r="http://schemas.openxmlformats.org/officeDocument/2006/relationships" xmlns:m="http://schemas.openxmlformats.org/officeDocument/2006/math" xmlns:v="urn:schemas-microsoft-com:vml" xmlns:wp14="http://schemas.microsoft.com/office/word/2010/wordprocessingDrawing" xmlns:wp="http://schemas.openxmlformats.org/drawingml/2006/wordprocessingDrawing" xmlns:w10="urn:schemas-microsoft-com:office:word" xmlns:w="http://schemas.openxmlformats.org/wordprocessingml/2006/main" xmlns:w14="http://schemas.microsoft.com/office/word/2010/wordml" xmlns:w15="http://schemas.microsoft.com/office/word/2012/wordml" xmlns:w16cex="http://schemas.microsoft.com/office/word/2018/wordml/cex" xmlns:w16cid="http://schemas.microsoft.com/office/word/2016/wordml/cid" xmlns:w16="http://schemas.microsoft.com/office/word/2018/wordml" xmlns:w16du="http://schemas.microsoft.com/office/word/2023/wordml/word16du" xmlns:w16sdtdh="http://schemas.microsoft.com/office/word/2020/wordml/sdtdatahash" xmlns:w16sdtfl="http://schemas.microsoft.com/office/word/2024/wordml/sdtformatlock" xmlns:w16se="http://schemas.microsoft.com/office/word/2015/wordml/symex" xmlns:wpg="http://schemas.microsoft.com/office/word/2010/wordprocessingGroup" xmlns:wpi="http://schemas.microsoft.com/office/word/2010/wordprocessingInk" xmlns:wne="http://schemas.microsoft.com/office/word/2006/wordml" xmlns:wps="http://schemas.microsoft.com/office/word/2010/wordprocessingShape" mc:Ignorable="w14 w15 w16se w16cid w16 w16cex w16sdtdh w16sdtfl w16du wp14">
   <w:body>
     <w:p>
-      <w:pPr>
-        <w:pStyle w:val="Title"/>
-        <w:keepNext/>
-        <w:keepLines w:val="0"/>
-        <w:pageBreakBefore w:val="0"/>
-        <w:widowControl/>
-        <w:spacing w:line="269" w:lineRule="auto" w:after="180" w:before="0"/>
-      </w:pPr>
-      <w:bookmarkStart w:id="10044" w:name="Story_45"/>
       <w:r>
         <w:rPr>
-          <w:rFonts w:ascii="Arial" w:hAnsi="Arial"/>
           <w:b/>
-          <w:color w:val="000000"/>
-          <w:sz w:val="34"/>
-          <w:lang w:val="ky-KG"/>
+          <w:bCs/>
         </w:rPr>
         <w:t>Шейиттик шербетин ичүү</w:t>
       </w:r>
-      <w:bookmarkEnd w:id="10044"/>
     </w:p>
     <w:p>
-      <w:pPr>
-        <w:keepNext/>
-        <w:keepLines w:val="0"/>
-        <w:pageBreakBefore w:val="0"/>
-        <w:widowControl/>
-        <w:spacing w:line="269" w:lineRule="auto" w:after="120" w:before="0"/>
-      </w:pPr>
       <w:r>
-        <w:rPr>
-          <w:rFonts w:ascii="Arial" w:eastAsia="Arial" w:hAnsi="Arial"/>
-          <w:color w:val="000000"/>
-          <w:sz w:val="22"/>
-          <w:lang w:val="ky-KG"/>
-        </w:rPr>
-        <w:t>Осмон доорунда согушта оор жараланып, жан берип жаткан жоокерлер шейит болор алдында оозу таттуу болсун деп, дарыгерлер өздөрү алып жүргөн чакан челектердеги замзам суусунан жасалган шербеттен ичиришчү экен. «Шейиттик шербетин ичүү» деген сөз айкашы ушундан келип чыккан.</w:t>
+        <w:t>Бир уламышка караганда, Осмон доорунда согушта оор жараланып, өмүрүнүн акыркы мүнөттөрүн өткөрүп жаткан жоокерлерге оозунда таттуу даам калсын деп шербет беришчү экен. Дарыгерлер бул суусундукту ыйык Замзам суусунан даярдап, чакан челектерге салып алып жүрүшкөнү айтылат.</w:t>
       </w:r>
     </w:p>
     <w:p>
-      <w:pPr>
-        <w:pStyle w:val="Moral"/>
-        <w:keepNext/>
-        <w:keepLines/>
-        <w:pageBreakBefore w:val="0"/>
-        <w:widowControl/>
-        <w:spacing w:before="120" w:after="120" w:line="269" w:lineRule="auto"/>
-        <w:ind w:left="240" w:right="240"/>
-        <w:rPr>
-          <w:lang/>
-        </w:rPr>
-      </w:pPr>
       <w:r>
-        <w:rPr>
-          <w:rFonts w:ascii="Arial" w:hAnsi="Arial"/>
-          <w:b/>
-          <w:color w:val="000000"/>
-          <w:sz w:val="22"/>
-          <w:lang w:val="ky-KG"/>
-        </w:rPr>
-        <w:t>Сабак: Ар бир сөздүн артында бир тарых, бир жан аябастык турат. Тилибиздеги сөздөр өткөнүбүздүн эсин да алып жүрөт.</w:t>
-      </w:r>
-      <w:r>
-        <w:rPr>
-          <w:rFonts w:ascii="Arial" w:hAnsi="Arial"/>
-          <w:color w:val="000000"/>
-          <w:sz w:val="22"/>
-          <w:lang w:val="ky-KG"/>
-        </w:rPr>
+        <w:t>«Шейиттик шербетин ичүү», башкача айтканда, шейит болуу деген сөз айкашын ушул уламыш менен байланыштырышат. Бирок бул баянды сөз айкашынын далилденген тарыхый келип чыгышы эмес, аны түшүндүргөн уламыш катары кабыл алуу туура.</w:t>
       </w:r>
     </w:p>
     <w:p>
-      <w:pPr>
-        <w:keepNext w:val="0"/>
-        <w:keepLines w:val="0"/>
-        <w:pageBreakBefore w:val="0"/>
-        <w:widowControl/>
-        <w:spacing w:before="0" w:after="160" w:line="269" w:lineRule="auto"/>
-        <w:jc w:val="right"/>
-      </w:pPr>
+      <w:r>
+        <w:t>Уламыштын жүрөккө жеткен жери — адамга акыркы көз ирмемине чейин камкордук жана боорукерлик көрсөтүү жөнүндөгү ой.</w:t>
+      </w:r>
+    </w:p>
+    <w:p>
       <w:r>
         <w:rPr>
-          <w:rFonts w:ascii="Arial" w:eastAsia="Arial" w:hAnsi="Arial" w:cs="Arial"/>
-          <w:i/>
-          <w:color w:val="000000"/>
-          <w:sz w:val="18"/>
-          <w:lang w:val="ky-KG"/>
+          <w:b/>
+          <w:bCs/>
         </w:rPr>
-        <w:t>Аңгемелер ачык интернет булактарынан алынган, иллюстрациялар болсо ЖИ менен түзүлгөн.</w:t>
+        <w:t>Сабак:</w:t>
+      </w:r>
+      <w:r>
+        <w:t xml:space="preserve"> Тил өткөндүн эскерүүлөрүн, ишенимдерин жана уламыштарын сактайт. Бул мурасты барктоо — анын маанисин түшүнүү менен бирге уламышты тарыхый фактылардан ажырата билүү.</w:t>
       </w:r>
     </w:p>
+    <w:p>
+      <w:r>
+        <w:rPr>
+          <w:i/>
+          <w:iCs/>
+        </w:rPr>
+        <w:t>Аңгемелер интернеттен чогултулуп, жасалма интеллекттин жардамы менен иштелип чыккан. Бардык сүрөттөр жасалма интеллект аркылуу түзүлгөн.</w:t>
+      </w:r>
+    </w:p>
+    <w:p/>
     <w:sectPr>
       <w:headerReference w:type="even" r:id="rId7"/>
       <w:headerReference w:type="default" r:id="rId8"/>
@@ -924,7 +878,6 @@
     </w:pPr>
     <w:rPr>
       <w:rFonts w:asciiTheme="majorHAnsi" w:eastAsiaTheme="majorEastAsia" w:hAnsiTheme="majorHAnsi" w:cstheme="majorBidi"/>
-      <w:color w:val="000000"/>
       <w:sz w:val="40"/>
       <w:szCs w:val="40"/>
     </w:rPr>
@@ -946,7 +899,6 @@
     </w:pPr>
     <w:rPr>
       <w:rFonts w:asciiTheme="majorHAnsi" w:eastAsiaTheme="majorEastAsia" w:hAnsiTheme="majorHAnsi" w:cstheme="majorBidi"/>
-      <w:color w:val="000000"/>
       <w:sz w:val="32"/>
       <w:szCs w:val="32"/>
     </w:rPr>
@@ -969,7 +921,6 @@
     </w:pPr>
     <w:rPr>
       <w:rFonts w:eastAsiaTheme="majorEastAsia" w:cstheme="majorBidi"/>
-      <w:color w:val="000000"/>
       <w:sz w:val="28"/>
       <w:szCs w:val="28"/>
     </w:rPr>
@@ -994,7 +945,6 @@
       <w:rFonts w:eastAsiaTheme="majorEastAsia" w:cstheme="majorBidi"/>
       <w:i/>
       <w:iCs/>
-      <w:color w:val="000000"/>
     </w:rPr>
   </w:style>
   <w:style w:type="paragraph" w:styleId="Heading5">
@@ -1015,7 +965,6 @@
     </w:pPr>
     <w:rPr>
       <w:rFonts w:eastAsiaTheme="majorEastAsia" w:cstheme="majorBidi"/>
-      <w:color w:val="000000"/>
     </w:rPr>
   </w:style>
   <w:style w:type="paragraph" w:styleId="Heading6">
@@ -1038,7 +987,6 @@
       <w:rFonts w:eastAsiaTheme="majorEastAsia" w:cstheme="majorBidi"/>
       <w:i/>
       <w:iCs/>
-      <w:color w:val="000000"/>
     </w:rPr>
   </w:style>
   <w:style w:type="paragraph" w:styleId="Heading7">
@@ -1059,7 +1007,6 @@
     </w:pPr>
     <w:rPr>
       <w:rFonts w:eastAsiaTheme="majorEastAsia" w:cstheme="majorBidi"/>
-      <w:color w:val="000000"/>
     </w:rPr>
   </w:style>
   <w:style w:type="paragraph" w:styleId="Heading8">
@@ -1082,7 +1029,6 @@
       <w:rFonts w:eastAsiaTheme="majorEastAsia" w:cstheme="majorBidi"/>
       <w:i/>
       <w:iCs/>
-      <w:color w:val="000000"/>
     </w:rPr>
   </w:style>
   <w:style w:type="paragraph" w:styleId="Heading9">
@@ -1103,13 +1049,11 @@
     </w:pPr>
     <w:rPr>
       <w:rFonts w:eastAsiaTheme="majorEastAsia" w:cstheme="majorBidi"/>
-      <w:color w:val="000000"/>
     </w:rPr>
   </w:style>
   <w:style w:type="character" w:default="1" w:styleId="DefaultParagraphFont">
     <w:name w:val="Default Paragraph Font"/>
     <w:uiPriority w:val="1"/>
-    <w:semiHidden/>
     <w:unhideWhenUsed/>
   </w:style>
   <w:style w:type="table" w:default="1" w:styleId="TableNormal">
@@ -1265,7 +1209,6 @@
     </w:pPr>
     <w:rPr>
       <w:rFonts w:asciiTheme="majorHAnsi" w:eastAsiaTheme="majorEastAsia" w:hAnsiTheme="majorHAnsi" w:cstheme="majorBidi"/>
-      <w:color w:val="000000"/>
       <w:spacing w:val="-10"/>
       <w:kern w:val="28"/>
       <w:sz w:val="56"/>
@@ -1301,7 +1244,6 @@
     </w:pPr>
     <w:rPr>
       <w:rFonts w:eastAsiaTheme="majorEastAsia" w:cstheme="majorBidi"/>
-      <w:color w:val="000000"/>
       <w:spacing w:val="15"/>
       <w:sz w:val="28"/>
       <w:szCs w:val="28"/>
@@ -1336,7 +1278,6 @@
     <w:rPr>
       <w:i/>
       <w:iCs/>
-      <w:color w:val="000000"/>
     </w:rPr>
   </w:style>
   <w:style w:type="character" w:customStyle="1" w:styleId="QuoteChar">
@@ -1361,9 +1302,6 @@
       <w:ind w:left="720"/>
       <w:contextualSpacing/>
     </w:pPr>
-    <w:rPr>
-      <w:color w:val="000000"/>
-    </w:rPr>
   </w:style>
   <w:style w:type="character" w:styleId="IntenseEmphasis">
     <w:name w:val="Intense Emphasis"/>
@@ -1393,7 +1331,6 @@
     <w:rPr>
       <w:i/>
       <w:iCs/>
-      <w:color w:val="000000"/>
     </w:rPr>
   </w:style>
   <w:style w:type="character" w:customStyle="1" w:styleId="IntenseQuoteChar">
@@ -1433,9 +1370,6 @@
     <w:pPr>
       <w:spacing w:after="100"/>
     </w:pPr>
-    <w:rPr>
-      <w:color w:val="000000"/>
-    </w:rPr>
   </w:style>
   <w:style w:type="paragraph" w:customStyle="1" w:styleId="Moral">
     <w:name w:val="Moral"/>
@@ -1447,7 +1381,6 @@
     <w:rPr>
       <w:rFonts w:ascii="Arial" w:eastAsia="Arial" w:hAnsi="Arial"/>
       <w:i/>
-      <w:color w:val="000000"/>
       <w:kern w:val="0"/>
       <w:sz w:val="22"/>
       <w:szCs w:val="22"/>
@@ -1469,9 +1402,6 @@
       </w:tabs>
       <w:spacing w:after="0" w:line="240" w:lineRule="auto"/>
     </w:pPr>
-    <w:rPr>
-      <w:color w:val="000000"/>
-    </w:rPr>
   </w:style>
   <w:style w:type="character" w:customStyle="1" w:styleId="HeaderChar">
     <w:name w:val="Header Char"/>
@@ -1494,9 +1424,6 @@
       </w:tabs>
       <w:spacing w:after="0" w:line="240" w:lineRule="auto"/>
     </w:pPr>
-    <w:rPr>
-      <w:color w:val="000000"/>
-    </w:rPr>
   </w:style>
   <w:style w:type="character" w:customStyle="1" w:styleId="FooterChar">
     <w:name w:val="Footer Char"/>
@@ -1519,7 +1446,6 @@
     </w:pPr>
     <w:rPr>
       <w:rFonts w:eastAsiaTheme="minorEastAsia"/>
-      <w:color w:val="000000"/>
     </w:rPr>
   </w:style>
   <w:style w:type="paragraph" w:styleId="TOC3">
@@ -1536,7 +1462,6 @@
     </w:pPr>
     <w:rPr>
       <w:rFonts w:eastAsiaTheme="minorEastAsia"/>
-      <w:color w:val="000000"/>
     </w:rPr>
   </w:style>
   <w:style w:type="paragraph" w:styleId="TOC4">
@@ -1553,7 +1478,6 @@
     </w:pPr>
     <w:rPr>
       <w:rFonts w:eastAsiaTheme="minorEastAsia"/>
-      <w:color w:val="000000"/>
     </w:rPr>
   </w:style>
   <w:style w:type="paragraph" w:styleId="TOC5">
@@ -1570,7 +1494,6 @@
     </w:pPr>
     <w:rPr>
       <w:rFonts w:eastAsiaTheme="minorEastAsia"/>
-      <w:color w:val="000000"/>
     </w:rPr>
   </w:style>
   <w:style w:type="paragraph" w:styleId="TOC6">
@@ -1587,7 +1510,6 @@
     </w:pPr>
     <w:rPr>
       <w:rFonts w:eastAsiaTheme="minorEastAsia"/>
-      <w:color w:val="000000"/>
     </w:rPr>
   </w:style>
   <w:style w:type="paragraph" w:styleId="TOC7">
@@ -1604,7 +1526,6 @@
     </w:pPr>
     <w:rPr>
       <w:rFonts w:eastAsiaTheme="minorEastAsia"/>
-      <w:color w:val="000000"/>
     </w:rPr>
   </w:style>
   <w:style w:type="paragraph" w:styleId="TOC8">
@@ -1621,7 +1542,6 @@
     </w:pPr>
     <w:rPr>
       <w:rFonts w:eastAsiaTheme="minorEastAsia"/>
-      <w:color w:val="000000"/>
     </w:rPr>
   </w:style>
   <w:style w:type="paragraph" w:styleId="TOC9">
@@ -1638,7 +1558,6 @@
     </w:pPr>
     <w:rPr>
       <w:rFonts w:eastAsiaTheme="minorEastAsia"/>
-      <w:color w:val="000000"/>
     </w:rPr>
   </w:style>
   <w:style w:type="paragraph" w:styleId="TOCHeading">
@@ -1654,7 +1573,6 @@
       <w:outlineLvl w:val="9"/>
     </w:pPr>
     <w:rPr>
-      <w:color w:val="000000"/>
       <w:kern w:val="0"/>
       <w:sz w:val="32"/>
       <w:szCs w:val="32"/>

--- a/ky/wisdom-stories/drinking-the-sherbet-of-martyrdom.docx
+++ b/ky/wisdom-stories/drinking-the-sherbet-of-martyrdom.docx
@@ -23,7 +23,7 @@
     </w:p>
     <w:p>
       <w:r>
-        <w:t>Уламыштын жүрөккө жеткен жери — адамга акыркы көз ирмемине чейин камкордук жана боорукерлик көрсөтүү жөнүндөгү ой.</w:t>
+        <w:t>Уламыштын жүрөккө жеткен жери — адамга акыркы көз ирмемине чейин камкордук жана боорукердик көрсөтүү жөнүндөгү ой.</w:t>
       </w:r>
     </w:p>
     <w:p>
